--- a/laravel-app/database/data/internship/handbooks/cloud_computing/Beyond_Cloud_Internship_Day_061_Student_Handbook.docx
+++ b/laravel-app/database/data/internship/handbooks/cloud_computing/Beyond_Cloud_Internship_Day_061_Student_Handbook.docx
@@ -38,7 +38,7 @@
           <w:color w:val="1E293B"/>
           <w:sz w:val="28"/>
         </w:rPr>
-        <w:t>Web Server Deployment</w:t>
+        <w:t>Authentication, Authorization, and Identity Lifecycle</w:t>
       </w:r>
     </w:p>
     <w:p>
@@ -154,7 +154,7 @@
               <w:rPr>
                 <w:sz w:val="18"/>
               </w:rPr>
-              <w:t>intermediate</w:t>
+              <w:t>foundation-to-intermediate</w:t>
             </w:r>
           </w:p>
         </w:tc>
@@ -167,7 +167,7 @@
               <w:rPr>
                 <w:sz w:val="18"/>
               </w:rPr>
-              <w:t>8 hours</w:t>
+              <w:t>8.0 hours</w:t>
             </w:r>
           </w:p>
         </w:tc>
@@ -180,7 +180,7 @@
               <w:rPr>
                 <w:sz w:val="18"/>
               </w:rPr>
-              <w:t>VirtualBox, Docker, GitHub, free tiers or local cloud emulators</w:t>
+              <w:t>local IAM simulator/provider sandbox, Git, policy tools, secret manager emulator</w:t>
             </w:r>
           </w:p>
         </w:tc>
@@ -198,7 +198,7 @@
           <w:color w:val="0B3F90"/>
           <w:sz w:val="20"/>
         </w:rPr>
-        <w:t>Day 61 objective  Complete the orientation and setup for Web Server Deployment: Apply web server deployment safely and explain the result in a professional technical report.</w:t>
+        <w:t>Day 61 objective  Complete the orientation and setup for Authentication, Authorization, and Identity Lifecycle: Map joiner, mover, and leaver controls for a fictional cloud team.</w:t>
       </w:r>
     </w:p>
     <w:p>
@@ -270,7 +270,7 @@
           <w:b w:val="0"/>
           <w:sz w:val="22"/>
         </w:rPr>
-        <w:t>Submit: A setup screenshot, a short explanation of the key terms, and a safety/ethics check..</w:t>
+        <w:t>Submit: Setup evidence, completed lab artifact, independent verification, cost/cleanup record, safety check, and short technical report..</w:t>
       </w:r>
     </w:p>
     <w:p>
@@ -701,7 +701,7 @@
           <w:b w:val="0"/>
           <w:sz w:val="20"/>
         </w:rPr>
-        <w:t>Curriculum objective (source of truth): Apply web server deployment safely and explain the result in a professional technical report.</w:t>
+        <w:t>Curriculum objective (source of truth): Map joiner, mover, and leaver controls for a fictional cloud team.</w:t>
       </w:r>
     </w:p>
     <w:p>
@@ -713,7 +713,7 @@
           <w:b w:val="0"/>
           <w:sz w:val="22"/>
         </w:rPr>
-        <w:t>Explain Web Server Deployment to a supervisor in under two minutes.</w:t>
+        <w:t>Explain Authentication, Authorization, and Identity Lifecycle to a supervisor in under two minutes.</w:t>
       </w:r>
     </w:p>
     <w:p>
@@ -725,7 +725,7 @@
           <w:b w:val="0"/>
           <w:sz w:val="22"/>
         </w:rPr>
-        <w:t>Configure or verify the approved tools required for Web Server Deployment.</w:t>
+        <w:t>Configure or verify the approved tools required for Authentication, Authorization, and Identity Lifecycle.</w:t>
       </w:r>
     </w:p>
     <w:p>
@@ -793,7 +793,7 @@
           <w:b w:val="0"/>
           <w:sz w:val="22"/>
         </w:rPr>
-        <w:t>Define the professional meaning of “Web Server Deployment” before you use tools. Do not split the title into meaningless words. Connect each concept to today's practical action.</w:t>
+        <w:t>Define the professional meaning of “Authentication, Authorization, and Identity Lifecycle” before you use tools. Do not split the title into meaningless words. Connect each concept to today's practical action.</w:t>
       </w:r>
     </w:p>
     <w:tbl>
@@ -914,7 +914,7 @@
               <w:rPr>
                 <w:sz w:val="18"/>
               </w:rPr>
-              <w:t>Professional practice for Web Server Deployment</w:t>
+              <w:t>Professional practice for Authentication, Authorization, and Identity Lifecycle</w:t>
             </w:r>
           </w:p>
         </w:tc>
@@ -1348,7 +1348,7 @@
           <w:b w:val="0"/>
           <w:sz w:val="22"/>
         </w:rPr>
-        <w:t>Tools available: VirtualBox, Docker, GitHub, free tiers or local cloud emulators.</w:t>
+        <w:t>Tools available: local IAM simulator/provider sandbox, Git, policy tools, secret manager emulator.</w:t>
       </w:r>
     </w:p>
     <w:p>
@@ -1463,7 +1463,7 @@
               <w:rPr>
                 <w:sz w:val="18"/>
               </w:rPr>
-              <w:t>VirtualBox, Docker, GitHub, free tiers or local cloud emulators</w:t>
+              <w:t>local IAM simulator/provider sandbox, Git, policy tools, secret manager emulator</w:t>
             </w:r>
           </w:p>
         </w:tc>
@@ -1545,7 +1545,7 @@
           <w:b w:val="0"/>
           <w:sz w:val="18"/>
         </w:rPr>
-        <w:t>└── Day_61_Web_Server_Deployment/</w:t>
+        <w:t>└── Day_61_Authentication_Authorization_and_Identity_Lifecy/</w:t>
       </w:r>
     </w:p>
     <w:p>
@@ -1698,7 +1698,7 @@
           <w:b w:val="0"/>
           <w:sz w:val="18"/>
         </w:rPr>
-        <w:t>mkdir Beyond_Cloud_Internship\Day_61_Web_Server_Deployment\evidence, Beyond_Cloud_Internship\Day_61_Web_Server_Deployment\notebooks, Beyond_Cloud_Internship\Day_61_Web_Server_Deployment\src, Beyond_Cloud_Internship\Day_61_Web_Server_Deployment\data, Beyond_Cloud_Internship\Day_61_Web_Server_Deployment\output, Beyond_Cloud_Internship\Day_61_Web_Server_Deployment\report -Force</w:t>
+        <w:t>mkdir Beyond_Cloud_Internship\Day_61_Authentication_Authorization_and_Identity_Lifecy\evidence, Beyond_Cloud_Internship\Day_61_Authentication_Authorization_and_Identity_Lifecy\notebooks, Beyond_Cloud_Internship\Day_61_Authentication_Authorization_and_Identity_Lifecy\src, Beyond_Cloud_Internship\Day_61_Authentication_Authorization_and_Identity_Lifecy\data, Beyond_Cloud_Internship\Day_61_Authentication_Authorization_and_Identity_Lifecy\output, Beyond_Cloud_Internship\Day_61_Authentication_Authorization_and_Identity_Lifecy\report -Force</w:t>
       </w:r>
     </w:p>
     <w:p/>
@@ -1739,7 +1739,7 @@
           <w:b w:val="0"/>
           <w:sz w:val="18"/>
         </w:rPr>
-        <w:t>mkdir -p Beyond_Cloud_Internship/Day_61_Web_Server_Deployment/{evidence,notebooks,src,data,output,report}</w:t>
+        <w:t>mkdir -p Beyond_Cloud_Internship/Day_61_Authentication_Authorization_and_Identity_Lifecy/{evidence,notebooks,src,data,output,report}</w:t>
       </w:r>
     </w:p>
     <w:p/>
@@ -1855,7 +1855,7 @@
           <w:color w:val="0B3F90"/>
           <w:sz w:val="24"/>
         </w:rPr>
-        <w:t>Orientation and setup: Web Server Deployment</w:t>
+        <w:t>Orientation and setup: Authentication, Authorization, and Identity Lifecycle</w:t>
       </w:r>
     </w:p>
     <w:p>
@@ -1879,7 +1879,7 @@
           <w:b w:val="0"/>
           <w:sz w:val="20"/>
         </w:rPr>
-        <w:t>• Read the Study Notes on this page, then create or verify the lab needed for web server deployment.</w:t>
+        <w:t>• Review Day 60 prerequisites and read the complete Day 61 objective before changing any lab resource.</w:t>
       </w:r>
     </w:p>
     <w:p>
@@ -1891,7 +1891,7 @@
           <w:b w:val="0"/>
           <w:sz w:val="20"/>
         </w:rPr>
-        <w:t>• Work only in an authorized lab, VM or on equipment assigned by Beyond.</w:t>
+        <w:t>• Confirm written authorization, account/sandbox boundary, region, quota, budget alert, and cleanup responsibility before provisioning.</w:t>
       </w:r>
     </w:p>
     <w:p>
@@ -1903,7 +1903,79 @@
           <w:b w:val="0"/>
           <w:sz w:val="20"/>
         </w:rPr>
-        <w:t>• Keep time entries truthful and ask the supervisor before changing production equipment.</w:t>
+        <w:t>• Verify only the tools required today and record versions; prefer local emulators when provider access or free-tier status is uncertain.</w:t>
+      </w:r>
+    </w:p>
+    <w:p>
+      <w:pPr>
+        <w:spacing w:after="120"/>
+      </w:pPr>
+      <w:r>
+        <w:rPr>
+          <w:b w:val="0"/>
+          <w:sz w:val="20"/>
+        </w:rPr>
+        <w:t>• Create Day_061_authentication_authorization_and_identity_lifecycle with evidence, config or src, output, and report folders. Prevent secrets and state files from entering version control.</w:t>
+      </w:r>
+    </w:p>
+    <w:p>
+      <w:pPr>
+        <w:spacing w:after="120"/>
+      </w:pPr>
+      <w:r>
+        <w:rPr>
+          <w:b w:val="0"/>
+          <w:sz w:val="20"/>
+        </w:rPr>
+        <w:t>• Complete the practical objective: Map joiner, mover, and leaver controls for a fictional cloud team.</w:t>
+      </w:r>
+    </w:p>
+    <w:p>
+      <w:pPr>
+        <w:spacing w:after="120"/>
+      </w:pPr>
+      <w:r>
+        <w:rPr>
+          <w:b w:val="0"/>
+          <w:sz w:val="20"/>
+        </w:rPr>
+        <w:t>• Record commands/configuration, expected result, observed result, resource identifiers without secrets, cost/usage check, and any deviations.</w:t>
+      </w:r>
+    </w:p>
+    <w:p>
+      <w:pPr>
+        <w:spacing w:after="120"/>
+      </w:pPr>
+      <w:r>
+        <w:rPr>
+          <w:b w:val="0"/>
+          <w:sz w:val="20"/>
+        </w:rPr>
+        <w:t>• Verify independently using a second command, connectivity test, configuration diff, monitoring view, clean rerun, restore test, or peer review.</w:t>
+      </w:r>
+    </w:p>
+    <w:p>
+      <w:pPr>
+        <w:spacing w:after="120"/>
+      </w:pPr>
+      <w:r>
+        <w:rPr>
+          <w:b w:val="0"/>
+          <w:sz w:val="20"/>
+        </w:rPr>
+        <w:t>• Stop and remove only assigned disposable resources; verify deletion, released IPs/storage, stopped services, and current billing/usage dashboard where applicable.</w:t>
+      </w:r>
+    </w:p>
+    <w:p>
+      <w:pPr>
+        <w:spacing w:after="120"/>
+      </w:pPr>
+      <w:r>
+        <w:rPr>
+          <w:b w:val="0"/>
+          <w:sz w:val="20"/>
+        </w:rPr>
+        <w:t>• Package evidence and write a professional report covering architecture, security, cost, verification, troubleshooting, limitations, and AI/tool assistance.</w:t>
       </w:r>
     </w:p>
     <w:p>
@@ -1929,7 +2001,7 @@
           <w:b w:val="0"/>
           <w:sz w:val="18"/>
         </w:rPr>
-        <w:t># day_61_lab.py — Orientation and setup: Web Server Deployment</w:t>
+        <w:t># day_61_lab.py — Orientation and setup: Authentication, Authorization, and Identity Lifecycle</w:t>
       </w:r>
     </w:p>
     <w:p>
@@ -1971,7 +2043,7 @@
           <w:b w:val="0"/>
           <w:sz w:val="18"/>
         </w:rPr>
-        <w:t>"""Day 61 practical starter for Web Server Deployment.</w:t>
+        <w:t>"""Day 61 practical starter for Authentication, Authorization, and Identity Lifecycle.</w:t>
       </w:r>
     </w:p>
     <w:p>
@@ -2153,7 +2225,7 @@
           <w:b w:val="0"/>
           <w:sz w:val="18"/>
         </w:rPr>
-        <w:t xml:space="preserve">    print("Program topic:", 'Web Server Deployment')</w:t>
+        <w:t xml:space="preserve">    print("Program topic:", 'Authentication, Authorization, and Identity Lifecycle')</w:t>
       </w:r>
     </w:p>
     <w:p>
@@ -5772,7 +5844,7 @@
           <w:b w:val="0"/>
           <w:sz w:val="22"/>
         </w:rPr>
-        <w:t>Objective addressed for Web Server Deployment</w:t>
+        <w:t>Objective addressed for Authentication, Authorization, and Identity Lifecycle</w:t>
       </w:r>
     </w:p>
     <w:p>
@@ -5876,7 +5948,7 @@
           <w:b w:val="0"/>
           <w:sz w:val="22"/>
         </w:rPr>
-        <w:t>Matches: A setup screenshot, a short explanation of the key terms, and a safety/ethics check.</w:t>
+        <w:t>Matches: Setup evidence, completed lab artifact, independent verification, cost/cleanup record, safety check, and short technical report.</w:t>
       </w:r>
     </w:p>
     <w:p>
@@ -5908,7 +5980,7 @@
           <w:b w:val="0"/>
           <w:sz w:val="22"/>
         </w:rPr>
-        <w:t>Explain Web Server Deployment without reading.</w:t>
+        <w:t>Explain Authentication, Authorization, and Identity Lifecycle without reading.</w:t>
       </w:r>
     </w:p>
     <w:p>
@@ -6000,7 +6072,7 @@
           <w:b w:val="0"/>
           <w:sz w:val="22"/>
         </w:rPr>
-        <w:t>Today is Day 61 (Orientation and setup) on Web Server Deployment. I worked only in the authorized Beyond cloud lab. I completed the practical objective, verified with a second check, and packaged evidence. Main risk: unauthorized or unsafe action; control: checklist + supervisor escalation. Limitation: classroom/lab scope only. Next: continue the topic cycle and keep documentation reproducible.</w:t>
+        <w:t>Today is Day 61 (Orientation and setup) on Authentication, Authorization, and Identity Lifecycle. I worked only in the authorized Beyond cloud lab. I completed the practical objective, verified with a second check, and packaged evidence. Main risk: unauthorized or unsafe action; control: checklist + supervisor escalation. Limitation: classroom/lab scope only. Next: continue the topic cycle and keep documentation reproducible.</w:t>
       </w:r>
     </w:p>
     <w:p>
